--- a/२८.दोस्त! जैसे तुम ,वैसे हम t.docx
+++ b/२८.दोस्त! जैसे तुम ,वैसे हम t.docx
@@ -84,6 +84,34 @@
     </w:p>
     <w:p>
       <w:pPr>
+        <w:spacing w:after="0"/>
+        <w:jc w:val="both"/>
+      </w:pPr>
+      <w:r>
+        <w:rPr>
+          <w:rFonts w:ascii="Mangal" w:hAnsi="Mangal" w:cs="Mangal" w:eastAsia="Mangal"/>
+          <w:b/>
+          <w:sz w:val="24"/>
+        </w:rPr>
+        <w:t>शीर्षक पाठ की व्यंग्यात्मकता को संक्षेप में स्पष्ट कीजिए</w:t>
+      </w:r>
+    </w:p>
+    <w:p>
+      <w:pPr>
+        <w:spacing w:after="0"/>
+        <w:jc w:val="both"/>
+      </w:pPr>
+      <w:r>
+        <w:rPr>
+          <w:rFonts w:ascii="Mangal" w:hAnsi="Mangal" w:cs="Mangal" w:eastAsia="Mangal"/>
+          <w:b w:val="0"/>
+          <w:sz w:val="24"/>
+        </w:rPr>
+        <w:t>मानसून और सरकारी कर्मचारी की समानांतर दिनचर्या के जरिए लेखक देर से काम शुरू करने, फिर समय पूरा करने के लिए जल्दबाजी और लापरवाही करने की प्रवृत्ति पर हँसते हैं। बारिश से शहर में बाढ़, कचरा और नुकसान होता है, पर ठेकेदार तथा आपदा-विभाग के अवसरवादी लाभ देखते हैं। प्रकृति के मानवीकरण के साथ सरकारी सुस्ती और जवाबदेही के अभाव पर तीखा व्यंग्य रचना का केंद्र है।</w:t>
+      </w:r>
+    </w:p>
+    <w:p>
+      <w:pPr>
         <w:jc w:val="center"/>
         <w:rPr>
           <w:rFonts w:cs="Mangal"/>
@@ -148,6 +176,90 @@
     </w:p>
     <w:p>
       <w:pPr>
+        <w:spacing w:after="0"/>
+        <w:jc w:val="both"/>
+      </w:pPr>
+      <w:r>
+        <w:rPr>
+          <w:rFonts w:ascii="Mangal" w:hAnsi="Mangal" w:cs="Mangal" w:eastAsia="Mangal"/>
+          <w:b/>
+          <w:sz w:val="24"/>
+        </w:rPr>
+        <w:t>पंक्तियों की व्यंग्यात्मकता को विस्तृत रूप में स्पष्ट कीजिए</w:t>
+      </w:r>
+    </w:p>
+    <w:p>
+      <w:pPr>
+        <w:spacing w:after="0"/>
+        <w:jc w:val="both"/>
+      </w:pPr>
+      <w:r>
+        <w:rPr>
+          <w:rFonts w:ascii="Mangal" w:hAnsi="Mangal" w:cs="Mangal" w:eastAsia="Mangal"/>
+          <w:b w:val="0"/>
+          <w:sz w:val="24"/>
+        </w:rPr>
+        <w:t>मानसून के भाई को आते ही आराम, गपशप, चाय और पकौड़ों की सलाह देना कार्यालयों की ढिलाई भरी संस्कृति को वर्षा पर आरोपित करता है। कथावाचक अपने ही देर से आने और काम टालने के व्यवहार को सामान्य मानता है; “लोकतंत्र में इतनी मेहनत ठीक नहीं” कहकर वह बहानेबाजी की खिल्ली उड़ाता है।</w:t>
+      </w:r>
+    </w:p>
+    <w:p>
+      <w:pPr>
+        <w:spacing w:after="0"/>
+        <w:jc w:val="both"/>
+      </w:pPr>
+      <w:r>
+        <w:rPr>
+          <w:rFonts w:ascii="Mangal" w:hAnsi="Mangal" w:cs="Mangal" w:eastAsia="Mangal"/>
+          <w:b/>
+          <w:sz w:val="24"/>
+        </w:rPr>
+        <w:t>इसमें मुख्य व्यंग्य कौन-सा है?</w:t>
+      </w:r>
+    </w:p>
+    <w:p>
+      <w:pPr>
+        <w:spacing w:after="0"/>
+        <w:jc w:val="both"/>
+      </w:pPr>
+      <w:r>
+        <w:rPr>
+          <w:rFonts w:ascii="Mangal" w:hAnsi="Mangal" w:cs="Mangal" w:eastAsia="Mangal"/>
+          <w:b w:val="0"/>
+          <w:sz w:val="24"/>
+        </w:rPr>
+        <w:t>मुख्य व्यंग्य कामचोरी और जिम्मेदारी से बचने की आदत पर है। मानसून का पात्र उस कर्मचारी की तरह दिखता है जो देर से आता है और फिर भी आराम चाहता है।</w:t>
+      </w:r>
+    </w:p>
+    <w:p>
+      <w:pPr>
+        <w:spacing w:after="0"/>
+        <w:jc w:val="both"/>
+      </w:pPr>
+      <w:r>
+        <w:rPr>
+          <w:rFonts w:ascii="Mangal" w:hAnsi="Mangal" w:cs="Mangal" w:eastAsia="Mangal"/>
+          <w:b/>
+          <w:sz w:val="24"/>
+        </w:rPr>
+        <w:t>लेखक क्या परिवर्तन चाहते हैं?</w:t>
+      </w:r>
+    </w:p>
+    <w:p>
+      <w:pPr>
+        <w:spacing w:after="0"/>
+        <w:jc w:val="both"/>
+      </w:pPr>
+      <w:r>
+        <w:rPr>
+          <w:rFonts w:ascii="Mangal" w:hAnsi="Mangal" w:cs="Mangal" w:eastAsia="Mangal"/>
+          <w:b w:val="0"/>
+          <w:sz w:val="24"/>
+        </w:rPr>
+        <w:t>लेखक नियमितता, समयपालन और काम के प्रति जिम्मेदारी चाहते हैं। सरकारी सेवा में देरी को हास्यपूर्ण बहाने से नहीं, नागरिकों के प्रति जवाबदेही से देखना चाहिए।</w:t>
+      </w:r>
+    </w:p>
+    <w:p>
+      <w:pPr>
         <w:jc w:val="center"/>
         <w:rPr>
           <w:rFonts w:cs="Mangal"/>
@@ -248,6 +360,90 @@
           <w:cs/>
         </w:rPr>
         <w:t>)</w:t>
+      </w:r>
+    </w:p>
+    <w:p>
+      <w:pPr>
+        <w:spacing w:after="0"/>
+        <w:jc w:val="both"/>
+      </w:pPr>
+      <w:r>
+        <w:rPr>
+          <w:rFonts w:ascii="Mangal" w:hAnsi="Mangal" w:cs="Mangal" w:eastAsia="Mangal"/>
+          <w:b/>
+          <w:sz w:val="24"/>
+        </w:rPr>
+        <w:t>पंक्तियों की व्यंग्यात्मकता को विस्तृत रूप में स्पष्ट कीजिए</w:t>
+      </w:r>
+    </w:p>
+    <w:p>
+      <w:pPr>
+        <w:spacing w:after="0"/>
+        <w:jc w:val="both"/>
+      </w:pPr>
+      <w:r>
+        <w:rPr>
+          <w:rFonts w:ascii="Mangal" w:hAnsi="Mangal" w:cs="Mangal" w:eastAsia="Mangal"/>
+          <w:b w:val="0"/>
+          <w:sz w:val="24"/>
+        </w:rPr>
+        <w:t>मानसून को हर बूंद का हिसाब देना पड़ता है, जबकि कार्यालय में बजट खर्च न होने पर भी कोई जवाबदेही नहीं—यह तुलना सरकारी खर्च और प्राकृतिक जिम्मेदारी का तीखा विरोध रचती है। ऊपर से मानसून पिछला समय पूरा करने को अचानक तेज बरसता है, जिससे जनता को आपदा झेलनी पड़ती है।</w:t>
+      </w:r>
+    </w:p>
+    <w:p>
+      <w:pPr>
+        <w:spacing w:after="0"/>
+        <w:jc w:val="both"/>
+      </w:pPr>
+      <w:r>
+        <w:rPr>
+          <w:rFonts w:ascii="Mangal" w:hAnsi="Mangal" w:cs="Mangal" w:eastAsia="Mangal"/>
+          <w:b/>
+          <w:sz w:val="24"/>
+        </w:rPr>
+        <w:t>इसमें मुख्य व्यंग्य कौन-सा है?</w:t>
+      </w:r>
+    </w:p>
+    <w:p>
+      <w:pPr>
+        <w:spacing w:after="0"/>
+        <w:jc w:val="both"/>
+      </w:pPr>
+      <w:r>
+        <w:rPr>
+          <w:rFonts w:ascii="Mangal" w:hAnsi="Mangal" w:cs="Mangal" w:eastAsia="Mangal"/>
+          <w:b w:val="0"/>
+          <w:sz w:val="24"/>
+        </w:rPr>
+        <w:t>मुख्य व्यंग्य सरकारी विभागों में समय और सार्वजनिक धन के उपयोग की कमजोर जवाबदेही तथा काम को अंतिम समय में जल्दबाजी से निपटाने पर है। मानसून की बाढ़ सरकारी कामकाज का रूपक बनती है।</w:t>
+      </w:r>
+    </w:p>
+    <w:p>
+      <w:pPr>
+        <w:spacing w:after="0"/>
+        <w:jc w:val="both"/>
+      </w:pPr>
+      <w:r>
+        <w:rPr>
+          <w:rFonts w:ascii="Mangal" w:hAnsi="Mangal" w:cs="Mangal" w:eastAsia="Mangal"/>
+          <w:b/>
+          <w:sz w:val="24"/>
+        </w:rPr>
+        <w:t>लेखक क्या परिवर्तन चाहते हैं?</w:t>
+      </w:r>
+    </w:p>
+    <w:p>
+      <w:pPr>
+        <w:spacing w:after="0"/>
+        <w:jc w:val="both"/>
+      </w:pPr>
+      <w:r>
+        <w:rPr>
+          <w:rFonts w:ascii="Mangal" w:hAnsi="Mangal" w:cs="Mangal" w:eastAsia="Mangal"/>
+          <w:b w:val="0"/>
+          <w:sz w:val="24"/>
+        </w:rPr>
+        <w:t>लेखक चाहते हैं कि विभाग अपने बजट और समय के लिए जवाबदेह हों, काम योजनाबद्ध तरीके से करें और नागरिकों को होने वाले नुकसान को प्राथमिकता दें। दिखावटी लक्ष्यपूर्ति के बजाय नियमित, गुणवत्तापूर्ण सेवा हो।</w:t>
       </w:r>
     </w:p>
     <w:sectPr>
